--- a/Documentacion Software Guarderia Canina/IEEE 830-REQUISITOS SOFTWARE MEJORADO (2).docx
+++ b/Documentacion Software Guarderia Canina/IEEE 830-REQUISITOS SOFTWARE MEJORADO (2).docx
@@ -1,6 +1,6 @@
 
 <file path=word/document.xml><?xml version="1.0" encoding="utf-8"?>
-<w:document xmlns:wpc="http://schemas.microsoft.com/office/word/2010/wordprocessingCanvas" xmlns:cx="http://schemas.microsoft.com/office/drawing/2014/chartex" xmlns:cx1="http://schemas.microsoft.com/office/drawing/2015/9/8/chartex" xmlns:cx2="http://schemas.microsoft.com/office/drawing/2015/10/21/chartex" xmlns:cx3="http://schemas.microsoft.com/office/drawing/2016/5/9/chartex" xmlns:cx4="http://schemas.microsoft.com/office/drawing/2016/5/10/chartex" xmlns:cx5="http://schemas.microsoft.com/office/drawing/2016/5/11/chartex" xmlns:cx6="http://schemas.microsoft.com/office/drawing/2016/5/12/chartex" xmlns:cx7="http://schemas.microsoft.com/office/drawing/2016/5/13/chartex" xmlns:cx8="http://schemas.microsoft.com/office/drawing/2016/5/14/chartex" xmlns:mc="http://schemas.openxmlformats.org/markup-compatibility/2006" xmlns:aink="http://schemas.microsoft.com/office/drawing/2016/ink" xmlns:am3d="http://schemas.microsoft.com/office/drawing/2017/model3d" xmlns:o="urn:schemas-microsoft-com:office:office" xmlns:r="http://schemas.openxmlformats.org/officeDocument/2006/relationships" xmlns:m="http://schemas.openxmlformats.org/officeDocument/2006/math" xmlns:v="urn:schemas-microsoft-com:vml" xmlns:wp14="http://schemas.microsoft.com/office/word/2010/wordprocessingDrawing" xmlns:wp="http://schemas.openxmlformats.org/drawingml/2006/wordprocessingDrawing" xmlns:w10="urn:schemas-microsoft-com:office:word" xmlns:w="http://schemas.openxmlformats.org/wordprocessingml/2006/main" xmlns:w14="http://schemas.microsoft.com/office/word/2010/wordml" xmlns:w15="http://schemas.microsoft.com/office/word/2012/wordml" xmlns:w16cex="http://schemas.microsoft.com/office/word/2018/wordml/cex" xmlns:w16cid="http://schemas.microsoft.com/office/word/2016/wordml/cid" xmlns:w16="http://schemas.microsoft.com/office/word/2018/wordml" xmlns:w16sdtdh="http://schemas.microsoft.com/office/word/2020/wordml/sdtdatahash" xmlns:w16se="http://schemas.microsoft.com/office/word/2015/wordml/symex" xmlns:wpg="http://schemas.microsoft.com/office/word/2010/wordprocessingGroup" xmlns:wpi="http://schemas.microsoft.com/office/word/2010/wordprocessingInk" xmlns:wne="http://schemas.microsoft.com/office/word/2006/wordml" xmlns:wps="http://schemas.microsoft.com/office/word/2010/wordprocessingShape" mc:Ignorable="w14 w15 w16se w16cid w16 w16cex w16sdtdh wp14">
+<w:document xmlns:wpc="http://schemas.microsoft.com/office/word/2010/wordprocessingCanvas" xmlns:cx="http://schemas.microsoft.com/office/drawing/2014/chartex" xmlns:cx1="http://schemas.microsoft.com/office/drawing/2015/9/8/chartex" xmlns:cx2="http://schemas.microsoft.com/office/drawing/2015/10/21/chartex" xmlns:cx3="http://schemas.microsoft.com/office/drawing/2016/5/9/chartex" xmlns:cx4="http://schemas.microsoft.com/office/drawing/2016/5/10/chartex" xmlns:cx5="http://schemas.microsoft.com/office/drawing/2016/5/11/chartex" xmlns:cx6="http://schemas.microsoft.com/office/drawing/2016/5/12/chartex" xmlns:cx7="http://schemas.microsoft.com/office/drawing/2016/5/13/chartex" xmlns:cx8="http://schemas.microsoft.com/office/drawing/2016/5/14/chartex" xmlns:mc="http://schemas.openxmlformats.org/markup-compatibility/2006" xmlns:aink="http://schemas.microsoft.com/office/drawing/2016/ink" xmlns:am3d="http://schemas.microsoft.com/office/drawing/2017/model3d" xmlns:o="urn:schemas-microsoft-com:office:office" xmlns:oel="http://schemas.microsoft.com/office/2019/extlst" xmlns:r="http://schemas.openxmlformats.org/officeDocument/2006/relationships" xmlns:m="http://schemas.openxmlformats.org/officeDocument/2006/math" xmlns:v="urn:schemas-microsoft-com:vml" xmlns:wp14="http://schemas.microsoft.com/office/word/2010/wordprocessingDrawing" xmlns:wp="http://schemas.openxmlformats.org/drawingml/2006/wordprocessingDrawing" xmlns:w10="urn:schemas-microsoft-com:office:word" xmlns:w="http://schemas.openxmlformats.org/wordprocessingml/2006/main" xmlns:w14="http://schemas.microsoft.com/office/word/2010/wordml" xmlns:w15="http://schemas.microsoft.com/office/word/2012/wordml" xmlns:w16cex="http://schemas.microsoft.com/office/word/2018/wordml/cex" xmlns:w16cid="http://schemas.microsoft.com/office/word/2016/wordml/cid" xmlns:w16="http://schemas.microsoft.com/office/word/2018/wordml" xmlns:w16du="http://schemas.microsoft.com/office/word/2023/wordml/word16du" xmlns:w16sdtdh="http://schemas.microsoft.com/office/word/2020/wordml/sdtdatahash" xmlns:w16sdtfl="http://schemas.microsoft.com/office/word/2024/wordml/sdtformatlock" xmlns:w16se="http://schemas.microsoft.com/office/word/2015/wordml/symex" xmlns:wpg="http://schemas.microsoft.com/office/word/2010/wordprocessingGroup" xmlns:wpi="http://schemas.microsoft.com/office/word/2010/wordprocessingInk" xmlns:wne="http://schemas.microsoft.com/office/word/2006/wordml" xmlns:wps="http://schemas.microsoft.com/office/word/2010/wordprocessingShape" mc:Ignorable="w14 w15 w16se w16cid w16 w16cex w16sdtdh w16sdtfl w16du wp14">
   <w:body>
     <w:p>
       <w:pPr>
@@ -3442,8 +3442,19 @@
           <w:szCs w:val="24"/>
           <w:lang w:val="es-CO"/>
         </w:rPr>
-        <w:t xml:space="preserve"> Interface</w:t>
-      </w:r>
+        <w:t xml:space="preserve"> </w:t>
+      </w:r>
+      <w:proofErr w:type="gramStart"/>
+      <w:r>
+        <w:rPr>
+          <w:rFonts w:ascii="Arial" w:eastAsia="Times New Roman" w:hAnsi="Arial" w:cs="Arial"/>
+          <w:sz w:val="24"/>
+          <w:szCs w:val="24"/>
+          <w:lang w:val="es-CO"/>
+        </w:rPr>
+        <w:t>Interface</w:t>
+      </w:r>
+      <w:proofErr w:type="gramEnd"/>
     </w:p>
     <w:p>
       <w:pPr>
@@ -3488,8 +3499,39 @@
           <w:szCs w:val="24"/>
           <w:lang w:val="es-CO"/>
         </w:rPr>
-        <w:t xml:space="preserve"> User Interface</w:t>
-      </w:r>
+        <w:t xml:space="preserve"> </w:t>
+      </w:r>
+      <w:proofErr w:type="spellStart"/>
+      <w:r>
+        <w:rPr>
+          <w:rFonts w:ascii="Arial" w:eastAsia="Times New Roman" w:hAnsi="Arial" w:cs="Arial"/>
+          <w:sz w:val="24"/>
+          <w:szCs w:val="24"/>
+          <w:lang w:val="es-CO"/>
+        </w:rPr>
+        <w:t>User</w:t>
+      </w:r>
+      <w:proofErr w:type="spellEnd"/>
+      <w:r>
+        <w:rPr>
+          <w:rFonts w:ascii="Arial" w:eastAsia="Times New Roman" w:hAnsi="Arial" w:cs="Arial"/>
+          <w:sz w:val="24"/>
+          <w:szCs w:val="24"/>
+          <w:lang w:val="es-CO"/>
+        </w:rPr>
+        <w:t xml:space="preserve"> </w:t>
+      </w:r>
+      <w:proofErr w:type="gramStart"/>
+      <w:r>
+        <w:rPr>
+          <w:rFonts w:ascii="Arial" w:eastAsia="Times New Roman" w:hAnsi="Arial" w:cs="Arial"/>
+          <w:sz w:val="24"/>
+          <w:szCs w:val="24"/>
+          <w:lang w:val="es-CO"/>
+        </w:rPr>
+        <w:t>Interface</w:t>
+      </w:r>
+      <w:proofErr w:type="gramEnd"/>
     </w:p>
     <w:p>
       <w:pPr>
@@ -3885,6 +3927,11 @@
       <w:bookmarkEnd w:id="8"/>
     </w:p>
     <w:p>
+      <w:pPr>
+        <w:rPr>
+          <w:lang w:val="es-CO"/>
+        </w:rPr>
+      </w:pPr>
       <w:r>
         <w:rPr>
           <w:rFonts w:ascii="Arial" w:hAnsi="Arial" w:cs="Arial"/>
@@ -4110,6 +4157,9 @@
         <w:t>nal.</w:t>
       </w:r>
       <w:r>
+        <w:rPr>
+          <w:lang w:val="es-CO"/>
+        </w:rPr>
         <w:br/>
       </w:r>
     </w:p>
@@ -4248,9 +4298,9 @@
           <w:szCs w:val="24"/>
           <w:lang w:val="es-CO"/>
         </w:rPr>
-        <w:t xml:space="preserve"> que cuenta con acceso completo al sistema y es aquella encargada de realizar el </w:t>
-      </w:r>
-      <w:proofErr w:type="spellStart"/>
+        <w:t xml:space="preserve"> que cuenta con acceso completo al sistema y es aquella encargada de realizar </w:t>
+      </w:r>
+      <w:proofErr w:type="gramStart"/>
       <w:r>
         <w:rPr>
           <w:rFonts w:ascii="Arial" w:eastAsia="Times New Roman" w:hAnsi="Arial" w:cs="Arial"/>
@@ -4258,9 +4308,9 @@
           <w:szCs w:val="24"/>
           <w:lang w:val="es-CO"/>
         </w:rPr>
-        <w:t>check</w:t>
-      </w:r>
-      <w:proofErr w:type="spellEnd"/>
+        <w:t>el check-in</w:t>
+      </w:r>
+      <w:proofErr w:type="gramEnd"/>
       <w:r>
         <w:rPr>
           <w:rFonts w:ascii="Arial" w:eastAsia="Times New Roman" w:hAnsi="Arial" w:cs="Arial"/>
@@ -4268,27 +4318,7 @@
           <w:szCs w:val="24"/>
           <w:lang w:val="es-CO"/>
         </w:rPr>
-        <w:t xml:space="preserve">-in y el </w:t>
-      </w:r>
-      <w:proofErr w:type="spellStart"/>
-      <w:r>
-        <w:rPr>
-          <w:rFonts w:ascii="Arial" w:eastAsia="Times New Roman" w:hAnsi="Arial" w:cs="Arial"/>
-          <w:sz w:val="24"/>
-          <w:szCs w:val="24"/>
-          <w:lang w:val="es-CO"/>
-        </w:rPr>
-        <w:t>check-out</w:t>
-      </w:r>
-      <w:proofErr w:type="spellEnd"/>
-      <w:r>
-        <w:rPr>
-          <w:rFonts w:ascii="Arial" w:eastAsia="Times New Roman" w:hAnsi="Arial" w:cs="Arial"/>
-          <w:sz w:val="24"/>
-          <w:szCs w:val="24"/>
-          <w:lang w:val="es-CO"/>
-        </w:rPr>
-        <w:t xml:space="preserve"> de las mascotas</w:t>
+        <w:t xml:space="preserve"> y el check-out de las mascotas</w:t>
       </w:r>
       <w:r>
         <w:rPr>
@@ -4525,6 +4555,7 @@
         <w:lastRenderedPageBreak/>
         <w:t xml:space="preserve">3 </w:t>
       </w:r>
+      <w:proofErr w:type="gramStart"/>
       <w:r>
         <w:rPr>
           <w:rFonts w:ascii="Arial" w:eastAsia="Times New Roman" w:hAnsi="Arial" w:cs="Arial"/>
@@ -4537,6 +4568,7 @@
         </w:rPr>
         <w:t>Requisitos</w:t>
       </w:r>
+      <w:proofErr w:type="gramEnd"/>
       <w:r>
         <w:rPr>
           <w:rFonts w:ascii="Arial" w:eastAsia="Times New Roman" w:hAnsi="Arial" w:cs="Arial"/>
@@ -5144,31 +5176,17 @@
         </w:rPr>
         <w:t xml:space="preserve"> </w:t>
       </w:r>
-      <w:proofErr w:type="spellStart"/>
-      <w:r>
-        <w:rPr>
-          <w:rFonts w:ascii="Arial" w:hAnsi="Arial" w:cs="Arial"/>
-          <w:b/>
-          <w:bCs/>
-          <w:color w:val="auto"/>
-          <w:sz w:val="28"/>
-          <w:szCs w:val="28"/>
-          <w:lang w:val="es-CO"/>
-        </w:rPr>
-        <w:t>Check</w:t>
-      </w:r>
-      <w:proofErr w:type="spellEnd"/>
-      <w:r>
-        <w:rPr>
-          <w:rFonts w:ascii="Arial" w:hAnsi="Arial" w:cs="Arial"/>
-          <w:b/>
-          <w:bCs/>
-          <w:color w:val="auto"/>
-          <w:sz w:val="28"/>
-          <w:szCs w:val="28"/>
-          <w:lang w:val="es-CO"/>
-        </w:rPr>
-        <w:t>-in</w:t>
+      <w:r>
+        <w:rPr>
+          <w:rFonts w:ascii="Arial" w:hAnsi="Arial" w:cs="Arial"/>
+          <w:b/>
+          <w:bCs/>
+          <w:color w:val="auto"/>
+          <w:sz w:val="28"/>
+          <w:szCs w:val="28"/>
+          <w:lang w:val="es-CO"/>
+        </w:rPr>
+        <w:t>Check-in</w:t>
       </w:r>
       <w:bookmarkEnd w:id="18"/>
     </w:p>
@@ -5209,24 +5227,17 @@
           <w:rFonts w:ascii="Arial" w:hAnsi="Arial" w:cs="Arial"/>
           <w:lang w:val="es-CO"/>
         </w:rPr>
-        <w:t xml:space="preserve"> permitir realizar el </w:t>
-      </w:r>
-      <w:proofErr w:type="spellStart"/>
-      <w:r>
-        <w:rPr>
-          <w:rFonts w:ascii="Arial" w:hAnsi="Arial" w:cs="Arial"/>
-          <w:lang w:val="es-CO"/>
-        </w:rPr>
-        <w:t>check</w:t>
-      </w:r>
-      <w:proofErr w:type="spellEnd"/>
-      <w:r>
-        <w:rPr>
-          <w:rFonts w:ascii="Arial" w:hAnsi="Arial" w:cs="Arial"/>
-          <w:lang w:val="es-CO"/>
-        </w:rPr>
-        <w:t>-in</w:t>
-      </w:r>
+        <w:t xml:space="preserve"> permitir realizar </w:t>
+      </w:r>
+      <w:proofErr w:type="gramStart"/>
+      <w:r>
+        <w:rPr>
+          <w:rFonts w:ascii="Arial" w:hAnsi="Arial" w:cs="Arial"/>
+          <w:lang w:val="es-CO"/>
+        </w:rPr>
+        <w:t>el check-in</w:t>
+      </w:r>
+      <w:proofErr w:type="gramEnd"/>
       <w:r>
         <w:rPr>
           <w:rFonts w:ascii="Arial" w:hAnsi="Arial" w:cs="Arial"/>
@@ -5239,23 +5250,7 @@
           <w:rFonts w:ascii="Arial" w:hAnsi="Arial" w:cs="Arial"/>
           <w:lang w:val="es-CO"/>
         </w:rPr>
-        <w:t xml:space="preserve"> cabe recalcar que el </w:t>
-      </w:r>
-      <w:proofErr w:type="spellStart"/>
-      <w:r>
-        <w:rPr>
-          <w:rFonts w:ascii="Arial" w:hAnsi="Arial" w:cs="Arial"/>
-          <w:lang w:val="es-CO"/>
-        </w:rPr>
-        <w:t>check</w:t>
-      </w:r>
-      <w:proofErr w:type="spellEnd"/>
-      <w:r>
-        <w:rPr>
-          <w:rFonts w:ascii="Arial" w:hAnsi="Arial" w:cs="Arial"/>
-          <w:lang w:val="es-CO"/>
-        </w:rPr>
-        <w:t xml:space="preserve">-in es un proceso que se realizara en la recepción de la guardería </w:t>
+        <w:t xml:space="preserve"> cabe recalcar que el check-in es un proceso que se realizara en la recepción de la guardería </w:t>
       </w:r>
     </w:p>
     <w:p>
@@ -5329,7 +5324,6 @@
         </w:rPr>
         <w:t xml:space="preserve"> </w:t>
       </w:r>
-      <w:proofErr w:type="spellStart"/>
       <w:r>
         <w:rPr>
           <w:rFonts w:ascii="Arial" w:hAnsi="Arial" w:cs="Arial"/>
@@ -5343,7 +5337,6 @@
         <w:t>Check-out</w:t>
       </w:r>
       <w:bookmarkEnd w:id="19"/>
-      <w:proofErr w:type="spellEnd"/>
     </w:p>
     <w:p>
       <w:pPr>
@@ -5379,17 +5372,17 @@
           <w:rFonts w:ascii="Arial" w:hAnsi="Arial" w:cs="Arial"/>
           <w:lang w:val="es-CO"/>
         </w:rPr>
-        <w:t xml:space="preserve"> permitir realizar el </w:t>
-      </w:r>
-      <w:proofErr w:type="spellStart"/>
-      <w:r>
-        <w:rPr>
-          <w:rFonts w:ascii="Arial" w:hAnsi="Arial" w:cs="Arial"/>
-          <w:lang w:val="es-CO"/>
-        </w:rPr>
-        <w:t>check-out</w:t>
-      </w:r>
-      <w:proofErr w:type="spellEnd"/>
+        <w:t xml:space="preserve"> permitir realizar </w:t>
+      </w:r>
+      <w:proofErr w:type="gramStart"/>
+      <w:r>
+        <w:rPr>
+          <w:rFonts w:ascii="Arial" w:hAnsi="Arial" w:cs="Arial"/>
+          <w:lang w:val="es-CO"/>
+        </w:rPr>
+        <w:t>el check-out</w:t>
+      </w:r>
+      <w:proofErr w:type="gramEnd"/>
       <w:r>
         <w:rPr>
           <w:rFonts w:ascii="Arial" w:hAnsi="Arial" w:cs="Arial"/>
@@ -5430,23 +5423,7 @@
           <w:rFonts w:ascii="Arial" w:hAnsi="Arial" w:cs="Arial"/>
           <w:lang w:val="es-CO"/>
         </w:rPr>
-        <w:t xml:space="preserve"> el proceso del </w:t>
-      </w:r>
-      <w:proofErr w:type="spellStart"/>
-      <w:r>
-        <w:rPr>
-          <w:rFonts w:ascii="Arial" w:hAnsi="Arial" w:cs="Arial"/>
-          <w:lang w:val="es-CO"/>
-        </w:rPr>
-        <w:t>check-out</w:t>
-      </w:r>
-      <w:proofErr w:type="spellEnd"/>
-      <w:r>
-        <w:rPr>
-          <w:rFonts w:ascii="Arial" w:hAnsi="Arial" w:cs="Arial"/>
-          <w:lang w:val="es-CO"/>
-        </w:rPr>
-        <w:t xml:space="preserve"> se </w:t>
+        <w:t xml:space="preserve"> el proceso del check-out se </w:t>
       </w:r>
       <w:r>
         <w:rPr>
@@ -5460,23 +5437,7 @@
           <w:rFonts w:ascii="Arial" w:hAnsi="Arial" w:cs="Arial"/>
           <w:lang w:val="es-CO"/>
         </w:rPr>
-        <w:t xml:space="preserve"> en la recepción dependiendo del </w:t>
-      </w:r>
-      <w:proofErr w:type="spellStart"/>
-      <w:r>
-        <w:rPr>
-          <w:rFonts w:ascii="Arial" w:hAnsi="Arial" w:cs="Arial"/>
-          <w:lang w:val="es-CO"/>
-        </w:rPr>
-        <w:t>check</w:t>
-      </w:r>
-      <w:proofErr w:type="spellEnd"/>
-      <w:r>
-        <w:rPr>
-          <w:rFonts w:ascii="Arial" w:hAnsi="Arial" w:cs="Arial"/>
-          <w:lang w:val="es-CO"/>
-        </w:rPr>
-        <w:t xml:space="preserve">-in </w:t>
+        <w:t xml:space="preserve"> en la recepción dependiendo del check-in </w:t>
       </w:r>
     </w:p>
     <w:p>
@@ -5694,28 +5655,14 @@
           <w:rFonts w:ascii="Arial" w:hAnsi="Arial" w:cs="Arial"/>
           <w:lang w:val="es-CO"/>
         </w:rPr>
-        <w:t xml:space="preserve">El sistema debe mostrar a cada cliente los tipos de acomodación que se manejan en la guardería </w:t>
-      </w:r>
-      <w:r>
-        <w:rPr>
-          <w:rFonts w:ascii="Arial" w:hAnsi="Arial" w:cs="Arial"/>
-          <w:lang w:val="es-CO"/>
-        </w:rPr>
-        <w:t>en est</w:t>
-      </w:r>
-      <w:r>
-        <w:rPr>
-          <w:rFonts w:ascii="Arial" w:hAnsi="Arial" w:cs="Arial"/>
-          <w:lang w:val="es-CO"/>
-        </w:rPr>
-        <w:t>e</w:t>
-      </w:r>
-      <w:r>
-        <w:rPr>
-          <w:rFonts w:ascii="Arial" w:hAnsi="Arial" w:cs="Arial"/>
-          <w:lang w:val="es-CO"/>
-        </w:rPr>
-        <w:t xml:space="preserve"> caso se manejan tres tipos de acomodación estándar, suite y grande</w:t>
+        <w:t xml:space="preserve">El sistema debe mostrar a cada cliente los tipos de acomodación que se manejan en la </w:t>
+      </w:r>
+      <w:r>
+        <w:rPr>
+          <w:rFonts w:ascii="Arial" w:hAnsi="Arial" w:cs="Arial"/>
+          <w:lang w:val="es-CO"/>
+        </w:rPr>
+        <w:t>guardería según el peso de su mascota</w:t>
       </w:r>
       <w:r>
         <w:rPr>
@@ -5846,39 +5793,7 @@
           <w:rFonts w:ascii="Arial" w:hAnsi="Arial" w:cs="Arial"/>
           <w:lang w:val="es-CO"/>
         </w:rPr>
-        <w:t xml:space="preserve">la información y poder hacer los </w:t>
-      </w:r>
-      <w:proofErr w:type="spellStart"/>
-      <w:r>
-        <w:rPr>
-          <w:rFonts w:ascii="Arial" w:hAnsi="Arial" w:cs="Arial"/>
-          <w:lang w:val="es-CO"/>
-        </w:rPr>
-        <w:t>check</w:t>
-      </w:r>
-      <w:proofErr w:type="spellEnd"/>
-      <w:r>
-        <w:rPr>
-          <w:rFonts w:ascii="Arial" w:hAnsi="Arial" w:cs="Arial"/>
-          <w:lang w:val="es-CO"/>
-        </w:rPr>
-        <w:t xml:space="preserve">-in y </w:t>
-      </w:r>
-      <w:proofErr w:type="spellStart"/>
-      <w:r>
-        <w:rPr>
-          <w:rFonts w:ascii="Arial" w:hAnsi="Arial" w:cs="Arial"/>
-          <w:lang w:val="es-CO"/>
-        </w:rPr>
-        <w:t>check-out</w:t>
-      </w:r>
-      <w:proofErr w:type="spellEnd"/>
-      <w:r>
-        <w:rPr>
-          <w:rFonts w:ascii="Arial" w:hAnsi="Arial" w:cs="Arial"/>
-          <w:lang w:val="es-CO"/>
-        </w:rPr>
-        <w:t xml:space="preserve"> de cada mascota.</w:t>
+        <w:t>la información y poder hacer los check-in y check-out de cada mascota.</w:t>
       </w:r>
     </w:p>
     <w:p>
@@ -6343,9 +6258,22 @@
           <w:szCs w:val="28"/>
           <w:lang w:val="es-CO"/>
         </w:rPr>
-        <w:t xml:space="preserve"> El pre registro</w:t>
+        <w:t xml:space="preserve"> El </w:t>
+      </w:r>
+      <w:proofErr w:type="gramStart"/>
+      <w:r>
+        <w:rPr>
+          <w:rFonts w:ascii="Arial" w:hAnsi="Arial" w:cs="Arial"/>
+          <w:b/>
+          <w:color w:val="auto"/>
+          <w:sz w:val="28"/>
+          <w:szCs w:val="28"/>
+          <w:lang w:val="es-CO"/>
+        </w:rPr>
+        <w:t>pre registro</w:t>
       </w:r>
       <w:bookmarkEnd w:id="27"/>
+      <w:proofErr w:type="gramEnd"/>
     </w:p>
     <w:p>
       <w:pPr>
@@ -6751,6 +6679,7 @@
         </w:rPr>
         <w:t xml:space="preserve"> y </w:t>
       </w:r>
+      <w:proofErr w:type="gramStart"/>
       <w:r>
         <w:rPr>
           <w:rFonts w:ascii="Arial" w:hAnsi="Arial" w:cs="Arial"/>
@@ -6765,6 +6694,7 @@
         </w:rPr>
         <w:t>(</w:t>
       </w:r>
+      <w:proofErr w:type="gramEnd"/>
       <w:r>
         <w:rPr>
           <w:rFonts w:ascii="Arial" w:hAnsi="Arial" w:cs="Arial"/>
@@ -7060,7 +6990,7 @@
 </file>
 
 <file path=word/endnotes.xml><?xml version="1.0" encoding="utf-8"?>
-<w:endnotes xmlns:wpc="http://schemas.microsoft.com/office/word/2010/wordprocessingCanvas" xmlns:cx="http://schemas.microsoft.com/office/drawing/2014/chartex" xmlns:cx1="http://schemas.microsoft.com/office/drawing/2015/9/8/chartex" xmlns:cx2="http://schemas.microsoft.com/office/drawing/2015/10/21/chartex" xmlns:cx3="http://schemas.microsoft.com/office/drawing/2016/5/9/chartex" xmlns:cx4="http://schemas.microsoft.com/office/drawing/2016/5/10/chartex" xmlns:cx5="http://schemas.microsoft.com/office/drawing/2016/5/11/chartex" xmlns:cx6="http://schemas.microsoft.com/office/drawing/2016/5/12/chartex" xmlns:cx7="http://schemas.microsoft.com/office/drawing/2016/5/13/chartex" xmlns:cx8="http://schemas.microsoft.com/office/drawing/2016/5/14/chartex" xmlns:mc="http://schemas.openxmlformats.org/markup-compatibility/2006" xmlns:aink="http://schemas.microsoft.com/office/drawing/2016/ink" xmlns:am3d="http://schemas.microsoft.com/office/drawing/2017/model3d" xmlns:o="urn:schemas-microsoft-com:office:office" xmlns:r="http://schemas.openxmlformats.org/officeDocument/2006/relationships" xmlns:m="http://schemas.openxmlformats.org/officeDocument/2006/math" xmlns:v="urn:schemas-microsoft-com:vml" xmlns:wp14="http://schemas.microsoft.com/office/word/2010/wordprocessingDrawing" xmlns:wp="http://schemas.openxmlformats.org/drawingml/2006/wordprocessingDrawing" xmlns:w10="urn:schemas-microsoft-com:office:word" xmlns:w="http://schemas.openxmlformats.org/wordprocessingml/2006/main" xmlns:w14="http://schemas.microsoft.com/office/word/2010/wordml" xmlns:w15="http://schemas.microsoft.com/office/word/2012/wordml" xmlns:w16cex="http://schemas.microsoft.com/office/word/2018/wordml/cex" xmlns:w16cid="http://schemas.microsoft.com/office/word/2016/wordml/cid" xmlns:w16="http://schemas.microsoft.com/office/word/2018/wordml" xmlns:w16sdtdh="http://schemas.microsoft.com/office/word/2020/wordml/sdtdatahash" xmlns:w16se="http://schemas.microsoft.com/office/word/2015/wordml/symex" xmlns:wpg="http://schemas.microsoft.com/office/word/2010/wordprocessingGroup" xmlns:wpi="http://schemas.microsoft.com/office/word/2010/wordprocessingInk" xmlns:wne="http://schemas.microsoft.com/office/word/2006/wordml" xmlns:wps="http://schemas.microsoft.com/office/word/2010/wordprocessingShape" mc:Ignorable="w14 w15 w16se w16cid w16 w16cex w16sdtdh wp14">
+<w:endnotes xmlns:wpc="http://schemas.microsoft.com/office/word/2010/wordprocessingCanvas" xmlns:cx="http://schemas.microsoft.com/office/drawing/2014/chartex" xmlns:cx1="http://schemas.microsoft.com/office/drawing/2015/9/8/chartex" xmlns:cx2="http://schemas.microsoft.com/office/drawing/2015/10/21/chartex" xmlns:cx3="http://schemas.microsoft.com/office/drawing/2016/5/9/chartex" xmlns:cx4="http://schemas.microsoft.com/office/drawing/2016/5/10/chartex" xmlns:cx5="http://schemas.microsoft.com/office/drawing/2016/5/11/chartex" xmlns:cx6="http://schemas.microsoft.com/office/drawing/2016/5/12/chartex" xmlns:cx7="http://schemas.microsoft.com/office/drawing/2016/5/13/chartex" xmlns:cx8="http://schemas.microsoft.com/office/drawing/2016/5/14/chartex" xmlns:mc="http://schemas.openxmlformats.org/markup-compatibility/2006" xmlns:aink="http://schemas.microsoft.com/office/drawing/2016/ink" xmlns:am3d="http://schemas.microsoft.com/office/drawing/2017/model3d" xmlns:o="urn:schemas-microsoft-com:office:office" xmlns:oel="http://schemas.microsoft.com/office/2019/extlst" xmlns:r="http://schemas.openxmlformats.org/officeDocument/2006/relationships" xmlns:m="http://schemas.openxmlformats.org/officeDocument/2006/math" xmlns:v="urn:schemas-microsoft-com:vml" xmlns:wp14="http://schemas.microsoft.com/office/word/2010/wordprocessingDrawing" xmlns:wp="http://schemas.openxmlformats.org/drawingml/2006/wordprocessingDrawing" xmlns:w10="urn:schemas-microsoft-com:office:word" xmlns:w="http://schemas.openxmlformats.org/wordprocessingml/2006/main" xmlns:w14="http://schemas.microsoft.com/office/word/2010/wordml" xmlns:w15="http://schemas.microsoft.com/office/word/2012/wordml" xmlns:w16cex="http://schemas.microsoft.com/office/word/2018/wordml/cex" xmlns:w16cid="http://schemas.microsoft.com/office/word/2016/wordml/cid" xmlns:w16="http://schemas.microsoft.com/office/word/2018/wordml" xmlns:w16du="http://schemas.microsoft.com/office/word/2023/wordml/word16du" xmlns:w16sdtdh="http://schemas.microsoft.com/office/word/2020/wordml/sdtdatahash" xmlns:w16sdtfl="http://schemas.microsoft.com/office/word/2024/wordml/sdtformatlock" xmlns:w16se="http://schemas.microsoft.com/office/word/2015/wordml/symex" xmlns:wpg="http://schemas.microsoft.com/office/word/2010/wordprocessingGroup" xmlns:wpi="http://schemas.microsoft.com/office/word/2010/wordprocessingInk" xmlns:wne="http://schemas.microsoft.com/office/word/2006/wordml" xmlns:wps="http://schemas.microsoft.com/office/word/2010/wordprocessingShape" mc:Ignorable="w14 w15 w16se w16cid w16 w16cex w16sdtdh w16sdtfl w16du wp14">
   <w:endnote w:type="separator" w:id="-1">
     <w:p>
       <w:pPr>
@@ -7085,7 +7015,7 @@
 </file>
 
 <file path=word/footnotes.xml><?xml version="1.0" encoding="utf-8"?>
-<w:footnotes xmlns:wpc="http://schemas.microsoft.com/office/word/2010/wordprocessingCanvas" xmlns:cx="http://schemas.microsoft.com/office/drawing/2014/chartex" xmlns:cx1="http://schemas.microsoft.com/office/drawing/2015/9/8/chartex" xmlns:cx2="http://schemas.microsoft.com/office/drawing/2015/10/21/chartex" xmlns:cx3="http://schemas.microsoft.com/office/drawing/2016/5/9/chartex" xmlns:cx4="http://schemas.microsoft.com/office/drawing/2016/5/10/chartex" xmlns:cx5="http://schemas.microsoft.com/office/drawing/2016/5/11/chartex" xmlns:cx6="http://schemas.microsoft.com/office/drawing/2016/5/12/chartex" xmlns:cx7="http://schemas.microsoft.com/office/drawing/2016/5/13/chartex" xmlns:cx8="http://schemas.microsoft.com/office/drawing/2016/5/14/chartex" xmlns:mc="http://schemas.openxmlformats.org/markup-compatibility/2006" xmlns:aink="http://schemas.microsoft.com/office/drawing/2016/ink" xmlns:am3d="http://schemas.microsoft.com/office/drawing/2017/model3d" xmlns:o="urn:schemas-microsoft-com:office:office" xmlns:r="http://schemas.openxmlformats.org/officeDocument/2006/relationships" xmlns:m="http://schemas.openxmlformats.org/officeDocument/2006/math" xmlns:v="urn:schemas-microsoft-com:vml" xmlns:wp14="http://schemas.microsoft.com/office/word/2010/wordprocessingDrawing" xmlns:wp="http://schemas.openxmlformats.org/drawingml/2006/wordprocessingDrawing" xmlns:w10="urn:schemas-microsoft-com:office:word" xmlns:w="http://schemas.openxmlformats.org/wordprocessingml/2006/main" xmlns:w14="http://schemas.microsoft.com/office/word/2010/wordml" xmlns:w15="http://schemas.microsoft.com/office/word/2012/wordml" xmlns:w16cex="http://schemas.microsoft.com/office/word/2018/wordml/cex" xmlns:w16cid="http://schemas.microsoft.com/office/word/2016/wordml/cid" xmlns:w16="http://schemas.microsoft.com/office/word/2018/wordml" xmlns:w16sdtdh="http://schemas.microsoft.com/office/word/2020/wordml/sdtdatahash" xmlns:w16se="http://schemas.microsoft.com/office/word/2015/wordml/symex" xmlns:wpg="http://schemas.microsoft.com/office/word/2010/wordprocessingGroup" xmlns:wpi="http://schemas.microsoft.com/office/word/2010/wordprocessingInk" xmlns:wne="http://schemas.microsoft.com/office/word/2006/wordml" xmlns:wps="http://schemas.microsoft.com/office/word/2010/wordprocessingShape" mc:Ignorable="w14 w15 w16se w16cid w16 w16cex w16sdtdh wp14">
+<w:footnotes xmlns:wpc="http://schemas.microsoft.com/office/word/2010/wordprocessingCanvas" xmlns:cx="http://schemas.microsoft.com/office/drawing/2014/chartex" xmlns:cx1="http://schemas.microsoft.com/office/drawing/2015/9/8/chartex" xmlns:cx2="http://schemas.microsoft.com/office/drawing/2015/10/21/chartex" xmlns:cx3="http://schemas.microsoft.com/office/drawing/2016/5/9/chartex" xmlns:cx4="http://schemas.microsoft.com/office/drawing/2016/5/10/chartex" xmlns:cx5="http://schemas.microsoft.com/office/drawing/2016/5/11/chartex" xmlns:cx6="http://schemas.microsoft.com/office/drawing/2016/5/12/chartex" xmlns:cx7="http://schemas.microsoft.com/office/drawing/2016/5/13/chartex" xmlns:cx8="http://schemas.microsoft.com/office/drawing/2016/5/14/chartex" xmlns:mc="http://schemas.openxmlformats.org/markup-compatibility/2006" xmlns:aink="http://schemas.microsoft.com/office/drawing/2016/ink" xmlns:am3d="http://schemas.microsoft.com/office/drawing/2017/model3d" xmlns:o="urn:schemas-microsoft-com:office:office" xmlns:oel="http://schemas.microsoft.com/office/2019/extlst" xmlns:r="http://schemas.openxmlformats.org/officeDocument/2006/relationships" xmlns:m="http://schemas.openxmlformats.org/officeDocument/2006/math" xmlns:v="urn:schemas-microsoft-com:vml" xmlns:wp14="http://schemas.microsoft.com/office/word/2010/wordprocessingDrawing" xmlns:wp="http://schemas.openxmlformats.org/drawingml/2006/wordprocessingDrawing" xmlns:w10="urn:schemas-microsoft-com:office:word" xmlns:w="http://schemas.openxmlformats.org/wordprocessingml/2006/main" xmlns:w14="http://schemas.microsoft.com/office/word/2010/wordml" xmlns:w15="http://schemas.microsoft.com/office/word/2012/wordml" xmlns:w16cex="http://schemas.microsoft.com/office/word/2018/wordml/cex" xmlns:w16cid="http://schemas.microsoft.com/office/word/2016/wordml/cid" xmlns:w16="http://schemas.microsoft.com/office/word/2018/wordml" xmlns:w16du="http://schemas.microsoft.com/office/word/2023/wordml/word16du" xmlns:w16sdtdh="http://schemas.microsoft.com/office/word/2020/wordml/sdtdatahash" xmlns:w16sdtfl="http://schemas.microsoft.com/office/word/2024/wordml/sdtformatlock" xmlns:w16se="http://schemas.microsoft.com/office/word/2015/wordml/symex" xmlns:wpg="http://schemas.microsoft.com/office/word/2010/wordprocessingGroup" xmlns:wpi="http://schemas.microsoft.com/office/word/2010/wordprocessingInk" xmlns:wne="http://schemas.microsoft.com/office/word/2006/wordml" xmlns:wps="http://schemas.microsoft.com/office/word/2010/wordprocessingShape" mc:Ignorable="w14 w15 w16se w16cid w16 w16cex w16sdtdh w16sdtfl w16du wp14">
   <w:footnote w:type="separator" w:id="-1">
     <w:p>
       <w:pPr>
@@ -7110,7 +7040,7 @@
 </file>
 
 <file path=word/numbering.xml><?xml version="1.0" encoding="utf-8"?>
-<w:numbering xmlns:wpc="http://schemas.microsoft.com/office/word/2010/wordprocessingCanvas" xmlns:cx="http://schemas.microsoft.com/office/drawing/2014/chartex" xmlns:cx1="http://schemas.microsoft.com/office/drawing/2015/9/8/chartex" xmlns:cx2="http://schemas.microsoft.com/office/drawing/2015/10/21/chartex" xmlns:cx3="http://schemas.microsoft.com/office/drawing/2016/5/9/chartex" xmlns:cx4="http://schemas.microsoft.com/office/drawing/2016/5/10/chartex" xmlns:cx5="http://schemas.microsoft.com/office/drawing/2016/5/11/chartex" xmlns:cx6="http://schemas.microsoft.com/office/drawing/2016/5/12/chartex" xmlns:cx7="http://schemas.microsoft.com/office/drawing/2016/5/13/chartex" xmlns:cx8="http://schemas.microsoft.com/office/drawing/2016/5/14/chartex" xmlns:mc="http://schemas.openxmlformats.org/markup-compatibility/2006" xmlns:aink="http://schemas.microsoft.com/office/drawing/2016/ink" xmlns:am3d="http://schemas.microsoft.com/office/drawing/2017/model3d" xmlns:o="urn:schemas-microsoft-com:office:office" xmlns:r="http://schemas.openxmlformats.org/officeDocument/2006/relationships" xmlns:m="http://schemas.openxmlformats.org/officeDocument/2006/math" xmlns:v="urn:schemas-microsoft-com:vml" xmlns:wp14="http://schemas.microsoft.com/office/word/2010/wordprocessingDrawing" xmlns:wp="http://schemas.openxmlformats.org/drawingml/2006/wordprocessingDrawing" xmlns:w10="urn:schemas-microsoft-com:office:word" xmlns:w="http://schemas.openxmlformats.org/wordprocessingml/2006/main" xmlns:w14="http://schemas.microsoft.com/office/word/2010/wordml" xmlns:w15="http://schemas.microsoft.com/office/word/2012/wordml" xmlns:w16cex="http://schemas.microsoft.com/office/word/2018/wordml/cex" xmlns:w16cid="http://schemas.microsoft.com/office/word/2016/wordml/cid" xmlns:w16="http://schemas.microsoft.com/office/word/2018/wordml" xmlns:w16sdtdh="http://schemas.microsoft.com/office/word/2020/wordml/sdtdatahash" xmlns:w16se="http://schemas.microsoft.com/office/word/2015/wordml/symex" xmlns:wpg="http://schemas.microsoft.com/office/word/2010/wordprocessingGroup" xmlns:wpi="http://schemas.microsoft.com/office/word/2010/wordprocessingInk" xmlns:wne="http://schemas.microsoft.com/office/word/2006/wordml" xmlns:wps="http://schemas.microsoft.com/office/word/2010/wordprocessingShape" mc:Ignorable="w14 w15 w16se w16cid w16 w16cex w16sdtdh wp14">
+<w:numbering xmlns:wpc="http://schemas.microsoft.com/office/word/2010/wordprocessingCanvas" xmlns:cx="http://schemas.microsoft.com/office/drawing/2014/chartex" xmlns:cx1="http://schemas.microsoft.com/office/drawing/2015/9/8/chartex" xmlns:cx2="http://schemas.microsoft.com/office/drawing/2015/10/21/chartex" xmlns:cx3="http://schemas.microsoft.com/office/drawing/2016/5/9/chartex" xmlns:cx4="http://schemas.microsoft.com/office/drawing/2016/5/10/chartex" xmlns:cx5="http://schemas.microsoft.com/office/drawing/2016/5/11/chartex" xmlns:cx6="http://schemas.microsoft.com/office/drawing/2016/5/12/chartex" xmlns:cx7="http://schemas.microsoft.com/office/drawing/2016/5/13/chartex" xmlns:cx8="http://schemas.microsoft.com/office/drawing/2016/5/14/chartex" xmlns:mc="http://schemas.openxmlformats.org/markup-compatibility/2006" xmlns:aink="http://schemas.microsoft.com/office/drawing/2016/ink" xmlns:am3d="http://schemas.microsoft.com/office/drawing/2017/model3d" xmlns:o="urn:schemas-microsoft-com:office:office" xmlns:oel="http://schemas.microsoft.com/office/2019/extlst" xmlns:r="http://schemas.openxmlformats.org/officeDocument/2006/relationships" xmlns:m="http://schemas.openxmlformats.org/officeDocument/2006/math" xmlns:v="urn:schemas-microsoft-com:vml" xmlns:wp14="http://schemas.microsoft.com/office/word/2010/wordprocessingDrawing" xmlns:wp="http://schemas.openxmlformats.org/drawingml/2006/wordprocessingDrawing" xmlns:w10="urn:schemas-microsoft-com:office:word" xmlns:w="http://schemas.openxmlformats.org/wordprocessingml/2006/main" xmlns:w14="http://schemas.microsoft.com/office/word/2010/wordml" xmlns:w15="http://schemas.microsoft.com/office/word/2012/wordml" xmlns:w16cex="http://schemas.microsoft.com/office/word/2018/wordml/cex" xmlns:w16cid="http://schemas.microsoft.com/office/word/2016/wordml/cid" xmlns:w16="http://schemas.microsoft.com/office/word/2018/wordml" xmlns:w16du="http://schemas.microsoft.com/office/word/2023/wordml/word16du" xmlns:w16sdtdh="http://schemas.microsoft.com/office/word/2020/wordml/sdtdatahash" xmlns:w16sdtfl="http://schemas.microsoft.com/office/word/2024/wordml/sdtformatlock" xmlns:w16se="http://schemas.microsoft.com/office/word/2015/wordml/symex" xmlns:wpg="http://schemas.microsoft.com/office/word/2010/wordprocessingGroup" xmlns:wpi="http://schemas.microsoft.com/office/word/2010/wordprocessingInk" xmlns:wne="http://schemas.microsoft.com/office/word/2006/wordml" xmlns:wps="http://schemas.microsoft.com/office/word/2010/wordprocessingShape" mc:Ignorable="w14 w15 w16se w16cid w16 w16cex w16sdtdh w16sdtfl w16du wp14">
   <w:abstractNum w:abstractNumId="0" w15:restartNumberingAfterBreak="0">
     <w:nsid w:val="00A26DD1"/>
     <w:multiLevelType w:val="multilevel"/>
@@ -8570,44 +8500,44 @@
       </w:rPr>
     </w:lvl>
   </w:abstractNum>
-  <w:num w:numId="1">
+  <w:num w:numId="1" w16cid:durableId="88085465">
     <w:abstractNumId w:val="10"/>
   </w:num>
-  <w:num w:numId="2">
+  <w:num w:numId="2" w16cid:durableId="425615800">
     <w:abstractNumId w:val="7"/>
   </w:num>
-  <w:num w:numId="3">
+  <w:num w:numId="3" w16cid:durableId="2028284224">
     <w:abstractNumId w:val="3"/>
   </w:num>
-  <w:num w:numId="4">
+  <w:num w:numId="4" w16cid:durableId="342438544">
     <w:abstractNumId w:val="5"/>
   </w:num>
-  <w:num w:numId="5">
+  <w:num w:numId="5" w16cid:durableId="966132049">
     <w:abstractNumId w:val="0"/>
   </w:num>
-  <w:num w:numId="6">
+  <w:num w:numId="6" w16cid:durableId="1855532717">
     <w:abstractNumId w:val="8"/>
   </w:num>
-  <w:num w:numId="7">
+  <w:num w:numId="7" w16cid:durableId="1612400052">
     <w:abstractNumId w:val="6"/>
   </w:num>
-  <w:num w:numId="8">
+  <w:num w:numId="8" w16cid:durableId="775834690">
     <w:abstractNumId w:val="9"/>
   </w:num>
-  <w:num w:numId="9">
+  <w:num w:numId="9" w16cid:durableId="813984565">
     <w:abstractNumId w:val="4"/>
   </w:num>
-  <w:num w:numId="10">
+  <w:num w:numId="10" w16cid:durableId="432435220">
     <w:abstractNumId w:val="2"/>
   </w:num>
-  <w:num w:numId="11">
+  <w:num w:numId="11" w16cid:durableId="1249658452">
     <w:abstractNumId w:val="1"/>
   </w:num>
 </w:numbering>
 </file>
 
 <file path=word/styles.xml><?xml version="1.0" encoding="utf-8"?>
-<w:styles xmlns:mc="http://schemas.openxmlformats.org/markup-compatibility/2006" xmlns:r="http://schemas.openxmlformats.org/officeDocument/2006/relationships" xmlns:w="http://schemas.openxmlformats.org/wordprocessingml/2006/main" xmlns:w14="http://schemas.microsoft.com/office/word/2010/wordml" xmlns:w15="http://schemas.microsoft.com/office/word/2012/wordml" xmlns:w16cex="http://schemas.microsoft.com/office/word/2018/wordml/cex" xmlns:w16cid="http://schemas.microsoft.com/office/word/2016/wordml/cid" xmlns:w16="http://schemas.microsoft.com/office/word/2018/wordml" xmlns:w16sdtdh="http://schemas.microsoft.com/office/word/2020/wordml/sdtdatahash" xmlns:w16se="http://schemas.microsoft.com/office/word/2015/wordml/symex" mc:Ignorable="w14 w15 w16se w16cid w16 w16cex w16sdtdh">
+<w:styles xmlns:mc="http://schemas.openxmlformats.org/markup-compatibility/2006" xmlns:r="http://schemas.openxmlformats.org/officeDocument/2006/relationships" xmlns:w="http://schemas.openxmlformats.org/wordprocessingml/2006/main" xmlns:w14="http://schemas.microsoft.com/office/word/2010/wordml" xmlns:w15="http://schemas.microsoft.com/office/word/2012/wordml" xmlns:w16cex="http://schemas.microsoft.com/office/word/2018/wordml/cex" xmlns:w16cid="http://schemas.microsoft.com/office/word/2016/wordml/cid" xmlns:w16="http://schemas.microsoft.com/office/word/2018/wordml" xmlns:w16du="http://schemas.microsoft.com/office/word/2023/wordml/word16du" xmlns:w16sdtdh="http://schemas.microsoft.com/office/word/2020/wordml/sdtdatahash" xmlns:w16sdtfl="http://schemas.microsoft.com/office/word/2024/wordml/sdtformatlock" xmlns:w16se="http://schemas.microsoft.com/office/word/2015/wordml/symex" mc:Ignorable="w14 w15 w16se w16cid w16 w16cex w16sdtdh w16sdtfl w16du">
   <w:docDefaults>
     <w:rPrDefault>
       <w:rPr>
@@ -9721,6 +9651,18 @@
       <w:lang w:val="en-US"/>
     </w:rPr>
   </w:style>
+  <w:style w:type="character" w:styleId="Hipervnculovisitado">
+    <w:name w:val="FollowedHyperlink"/>
+    <w:basedOn w:val="Fuentedeprrafopredeter"/>
+    <w:uiPriority w:val="99"/>
+    <w:semiHidden/>
+    <w:unhideWhenUsed/>
+    <w:rsid w:val="0038752E"/>
+    <w:rPr>
+      <w:color w:val="96607D" w:themeColor="followedHyperlink"/>
+      <w:u w:val="single"/>
+    </w:rPr>
+  </w:style>
 </w:styles>
 </file>
 
